--- a/灵素-测试计划与说明文档.docx
+++ b/灵素-测试计划与说明文档.docx
@@ -2,192 +2,897 @@
 <file path=word/document.xml><?xml version="1.0" encoding="utf-8"?>
 <w:document xmlns:wpc="http://schemas.microsoft.com/office/word/2010/wordprocessingCanvas" xmlns:mc="http://schemas.openxmlformats.org/markup-compatibility/2006" xmlns:o="urn:schemas-microsoft-com:office:office" xmlns:r="http://schemas.openxmlformats.org/officeDocument/2006/relationships" xmlns:m="http://schemas.openxmlformats.org/officeDocument/2006/math" xmlns:v="urn:schemas-microsoft-com:vml" xmlns:wp14="http://schemas.microsoft.com/office/word/2010/wordprocessingDrawing" xmlns:wp="http://schemas.openxmlformats.org/drawingml/2006/wordprocessingDrawing" xmlns:w="http://schemas.openxmlformats.org/wordprocessingml/2006/main" xmlns:w14="http://schemas.microsoft.com/office/word/2010/wordml" xmlns:w10="urn:schemas-microsoft-com:office:word" xmlns:w15="http://schemas.microsoft.com/office/word/2012/wordml" xmlns:wpg="http://schemas.microsoft.com/office/word/2010/wordprocessingGroup" xmlns:wpi="http://schemas.microsoft.com/office/word/2010/wordprocessingInk" xmlns:wne="http://schemas.microsoft.com/office/word/2006/wordml" xmlns:wps="http://schemas.microsoft.com/office/word/2010/wordprocessingShape" xmlns:wpsCustomData="http://www.wps.cn/officeDocument/2013/wpsCustomData" mc:Ignorable="w14 w15 wp14">
   <w:body>
-    <w:p>
-      <w:r>
-        <w:rPr>
-          <w:rFonts w:hint="eastAsia" w:ascii="Times New Roman" w:hAnsi="Times New Roman" w:eastAsia="宋体"/>
-          <w:color w:val="000000"/>
-          <w:sz w:val="21"/>
-        </w:rPr>
-        <w:t>面向设计师的自定义分组与AI风格化分类素材管理系统</w:t>
-      </w:r>
-    </w:p>
-    <w:p>
-      <w:r>
-        <w:rPr>
-          <w:rFonts w:hint="eastAsia" w:ascii="Times New Roman" w:hAnsi="Times New Roman" w:eastAsia="宋体"/>
-          <w:color w:val="000000"/>
-          <w:sz w:val="21"/>
-        </w:rPr>
-        <w:t>测试计划与测试报告</w:t>
-      </w:r>
-    </w:p>
-    <w:p>
-      <w:r>
-        <w:rPr>
-          <w:rFonts w:hint="eastAsia" w:ascii="Times New Roman" w:hAnsi="Times New Roman" w:eastAsia="宋体"/>
-          <w:color w:val="000000"/>
-          <w:sz w:val="21"/>
-        </w:rPr>
-        <w:t>文档编号</w:t>
-      </w:r>
-      <w:r>
-        <w:rPr>
-          <w:rFonts w:ascii="Times New Roman" w:hAnsi="Times New Roman" w:eastAsia="宋体"/>
-          <w:color w:val="000000"/>
-          <w:sz w:val="21"/>
-        </w:rPr>
-        <w:t xml:space="preserve"> DIP-AMS-TP-2026-V1.0</w:t>
-      </w:r>
-    </w:p>
-    <w:p>
-      <w:r>
-        <w:rPr>
-          <w:rFonts w:hint="eastAsia" w:ascii="Times New Roman" w:hAnsi="Times New Roman" w:eastAsia="宋体"/>
-          <w:color w:val="000000"/>
-          <w:sz w:val="21"/>
-        </w:rPr>
-        <w:t>版本</w:t>
-      </w:r>
-      <w:r>
-        <w:rPr>
-          <w:rFonts w:ascii="Times New Roman" w:hAnsi="Times New Roman" w:eastAsia="宋体"/>
-          <w:color w:val="000000"/>
-          <w:sz w:val="21"/>
-        </w:rPr>
-        <w:t xml:space="preserve"> V1.0</w:t>
-      </w:r>
-    </w:p>
-    <w:p>
-      <w:r>
-        <w:rPr>
-          <w:rFonts w:hint="eastAsia" w:ascii="Times New Roman" w:hAnsi="Times New Roman" w:eastAsia="宋体"/>
-          <w:color w:val="000000"/>
-          <w:sz w:val="21"/>
-        </w:rPr>
-        <w:t>日期</w:t>
-      </w:r>
-      <w:r>
-        <w:rPr>
-          <w:rFonts w:ascii="Times New Roman" w:hAnsi="Times New Roman" w:eastAsia="宋体"/>
-          <w:color w:val="000000"/>
-          <w:sz w:val="21"/>
-        </w:rPr>
-        <w:t xml:space="preserve"> 2026-06-23</w:t>
-      </w:r>
-    </w:p>
-    <w:p>
-      <w:r>
-        <w:rPr>
-          <w:rFonts w:hint="eastAsia" w:ascii="Times New Roman" w:hAnsi="Times New Roman" w:eastAsia="宋体"/>
-          <w:color w:val="000000"/>
-          <w:sz w:val="21"/>
-        </w:rPr>
-        <w:t>学生姓名</w:t>
-      </w:r>
-      <w:r>
-        <w:rPr>
-          <w:rFonts w:ascii="Times New Roman" w:hAnsi="Times New Roman" w:eastAsia="宋体"/>
-          <w:color w:val="000000"/>
-          <w:sz w:val="21"/>
-        </w:rPr>
-        <w:t xml:space="preserve"> </w:t>
-      </w:r>
-      <w:r>
-        <w:rPr>
-          <w:rFonts w:hint="eastAsia" w:ascii="Times New Roman" w:hAnsi="Times New Roman" w:eastAsia="宋体"/>
-          <w:color w:val="000000"/>
-          <w:sz w:val="21"/>
-        </w:rPr>
-        <w:t>祝雨婷</w:t>
-      </w:r>
-    </w:p>
-    <w:p>
-      <w:r>
-        <w:rPr>
-          <w:rFonts w:hint="eastAsia" w:ascii="Times New Roman" w:hAnsi="Times New Roman" w:eastAsia="宋体"/>
-          <w:color w:val="000000"/>
-          <w:sz w:val="21"/>
-        </w:rPr>
-        <w:t>学号</w:t>
-      </w:r>
-      <w:r>
-        <w:rPr>
-          <w:rFonts w:ascii="Times New Roman" w:hAnsi="Times New Roman" w:eastAsia="宋体"/>
-          <w:color w:val="000000"/>
-          <w:sz w:val="21"/>
-        </w:rPr>
-        <w:t xml:space="preserve"> 2408090602016</w:t>
-      </w:r>
-    </w:p>
-    <w:p>
-      <w:r>
-        <w:rPr>
-          <w:rFonts w:hint="eastAsia" w:ascii="Times New Roman" w:hAnsi="Times New Roman" w:eastAsia="宋体"/>
-          <w:color w:val="000000"/>
-          <w:sz w:val="21"/>
-        </w:rPr>
-        <w:t>指导老师</w:t>
-      </w:r>
-      <w:r>
-        <w:rPr>
-          <w:rFonts w:ascii="Times New Roman" w:hAnsi="Times New Roman" w:eastAsia="宋体"/>
-          <w:color w:val="000000"/>
-          <w:sz w:val="21"/>
-        </w:rPr>
-        <w:t xml:space="preserve"> </w:t>
-      </w:r>
-      <w:r>
-        <w:rPr>
-          <w:rFonts w:hint="eastAsia" w:ascii="Times New Roman" w:hAnsi="Times New Roman" w:eastAsia="宋体"/>
-          <w:color w:val="000000"/>
-          <w:sz w:val="21"/>
-        </w:rPr>
-        <w:t>钟云飞</w:t>
-      </w:r>
-    </w:p>
-    <w:p>
-      <w:r>
-        <w:rPr>
-          <w:rFonts w:hint="eastAsia" w:ascii="Times New Roman" w:hAnsi="Times New Roman" w:eastAsia="宋体"/>
-          <w:color w:val="000000"/>
-          <w:sz w:val="21"/>
-        </w:rPr>
-        <w:t>项目名称</w:t>
-      </w:r>
-      <w:r>
-        <w:rPr>
-          <w:rFonts w:ascii="Times New Roman" w:hAnsi="Times New Roman" w:eastAsia="宋体"/>
-          <w:color w:val="000000"/>
-          <w:sz w:val="21"/>
-        </w:rPr>
-        <w:t xml:space="preserve"> </w:t>
-      </w:r>
-      <w:r>
-        <w:rPr>
-          <w:rFonts w:hint="eastAsia" w:ascii="Times New Roman" w:hAnsi="Times New Roman" w:eastAsia="宋体"/>
-          <w:color w:val="000000"/>
-          <w:sz w:val="21"/>
-        </w:rPr>
-        <w:t>灵素</w:t>
-      </w:r>
-      <w:r>
-        <w:rPr>
-          <w:rFonts w:hint="eastAsia" w:eastAsia="宋体"/>
-          <w:color w:val="000000"/>
-          <w:sz w:val="21"/>
-          <w:lang w:val="en-US" w:eastAsia="zh-CN"/>
-        </w:rPr>
-        <w:t>-</w:t>
-      </w:r>
-      <w:r>
-        <w:rPr>
-          <w:rFonts w:hint="eastAsia" w:ascii="Times New Roman" w:hAnsi="Times New Roman" w:eastAsia="宋体"/>
-          <w:color w:val="000000"/>
-          <w:sz w:val="21"/>
-        </w:rPr>
-        <w:t>设计师AI素材库</w:t>
-      </w:r>
+    <w:tbl>
+      <w:tblPr>
+        <w:tblStyle w:val="18"/>
+        <w:tblW w:w="9135" w:type="dxa"/>
+        <w:jc w:val="center"/>
+        <w:tblBorders>
+          <w:top w:val="single" w:color="auto" w:sz="4" w:space="0"/>
+          <w:left w:val="single" w:color="auto" w:sz="4" w:space="0"/>
+          <w:bottom w:val="single" w:color="auto" w:sz="4" w:space="0"/>
+          <w:right w:val="single" w:color="auto" w:sz="4" w:space="0"/>
+          <w:insideH w:val="single" w:color="auto" w:sz="4" w:space="0"/>
+          <w:insideV w:val="single" w:color="auto" w:sz="4" w:space="0"/>
+        </w:tblBorders>
+        <w:tblLayout w:type="fixed"/>
+        <w:tblCellMar>
+          <w:top w:w="0" w:type="dxa"/>
+          <w:left w:w="108" w:type="dxa"/>
+          <w:bottom w:w="0" w:type="dxa"/>
+          <w:right w:w="108" w:type="dxa"/>
+        </w:tblCellMar>
+      </w:tblPr>
+      <w:tblGrid>
+        <w:gridCol w:w="1241"/>
+        <w:gridCol w:w="3016"/>
+        <w:gridCol w:w="284"/>
+        <w:gridCol w:w="3080"/>
+        <w:gridCol w:w="1514"/>
+      </w:tblGrid>
+      <w:tr>
+        <w:tblPrEx>
+          <w:tblBorders>
+            <w:top w:val="single" w:color="auto" w:sz="4" w:space="0"/>
+            <w:left w:val="single" w:color="auto" w:sz="4" w:space="0"/>
+            <w:bottom w:val="single" w:color="auto" w:sz="4" w:space="0"/>
+            <w:right w:val="single" w:color="auto" w:sz="4" w:space="0"/>
+            <w:insideH w:val="single" w:color="auto" w:sz="4" w:space="0"/>
+            <w:insideV w:val="single" w:color="auto" w:sz="4" w:space="0"/>
+          </w:tblBorders>
+          <w:tblCellMar>
+            <w:top w:w="0" w:type="dxa"/>
+            <w:left w:w="108" w:type="dxa"/>
+            <w:bottom w:w="0" w:type="dxa"/>
+            <w:right w:w="108" w:type="dxa"/>
+          </w:tblCellMar>
+        </w:tblPrEx>
+        <w:trPr>
+          <w:jc w:val="center"/>
+        </w:trPr>
+        <w:tc>
+          <w:tcPr>
+            <w:tcW w:w="9135" w:type="dxa"/>
+            <w:gridSpan w:val="5"/>
+            <w:tcBorders>
+              <w:top w:val="nil"/>
+              <w:left w:val="nil"/>
+              <w:bottom w:val="nil"/>
+              <w:right w:val="nil"/>
+            </w:tcBorders>
+          </w:tcPr>
+          <w:p>
+            <w:pPr>
+              <w:pStyle w:val="83"/>
+              <w:rPr>
+                <w:color w:val="000000"/>
+              </w:rPr>
+            </w:pPr>
+          </w:p>
+          <w:p>
+            <w:pPr>
+              <w:pStyle w:val="83"/>
+              <w:rPr>
+                <w:rFonts w:hint="default" w:eastAsia="宋体"/>
+                <w:b/>
+                <w:color w:val="000000"/>
+                <w:lang w:val="en-US" w:eastAsia="zh-CN"/>
+              </w:rPr>
+            </w:pPr>
+            <w:r>
+              <w:rPr>
+                <w:rFonts w:hint="eastAsia"/>
+                <w:b/>
+                <w:color w:val="000000"/>
+                <w:sz w:val="56"/>
+                <w:szCs w:val="56"/>
+                <w:lang w:val="en-US" w:eastAsia="zh-CN"/>
+              </w:rPr>
+              <w:t>软件工程课程设计</w:t>
+            </w:r>
+          </w:p>
+        </w:tc>
+      </w:tr>
+      <w:tr>
+        <w:tblPrEx>
+          <w:tblBorders>
+            <w:top w:val="single" w:color="auto" w:sz="4" w:space="0"/>
+            <w:left w:val="single" w:color="auto" w:sz="4" w:space="0"/>
+            <w:bottom w:val="single" w:color="auto" w:sz="4" w:space="0"/>
+            <w:right w:val="single" w:color="auto" w:sz="4" w:space="0"/>
+            <w:insideH w:val="single" w:color="auto" w:sz="4" w:space="0"/>
+            <w:insideV w:val="single" w:color="auto" w:sz="4" w:space="0"/>
+          </w:tblBorders>
+          <w:tblCellMar>
+            <w:top w:w="0" w:type="dxa"/>
+            <w:left w:w="108" w:type="dxa"/>
+            <w:bottom w:w="0" w:type="dxa"/>
+            <w:right w:w="108" w:type="dxa"/>
+          </w:tblCellMar>
+        </w:tblPrEx>
+        <w:trPr>
+          <w:trHeight w:val="1277" w:hRule="atLeast"/>
+          <w:jc w:val="center"/>
+        </w:trPr>
+        <w:tc>
+          <w:tcPr>
+            <w:tcW w:w="9135" w:type="dxa"/>
+            <w:gridSpan w:val="5"/>
+            <w:tcBorders>
+              <w:top w:val="nil"/>
+              <w:left w:val="nil"/>
+              <w:bottom w:val="nil"/>
+              <w:right w:val="nil"/>
+            </w:tcBorders>
+          </w:tcPr>
+          <w:p>
+            <w:pPr>
+              <w:adjustRightInd w:val="0"/>
+              <w:snapToGrid w:val="0"/>
+              <w:jc w:val="center"/>
+              <w:rPr>
+                <w:rFonts w:hint="default" w:eastAsia="宋体"/>
+                <w:color w:val="000000"/>
+                <w:sz w:val="44"/>
+                <w:lang w:val="en-US" w:eastAsia="zh-CN"/>
+              </w:rPr>
+            </w:pPr>
+            <w:r>
+              <w:rPr>
+                <w:rFonts w:hint="eastAsia" w:eastAsia="宋体"/>
+                <w:color w:val="000000"/>
+                <w:sz w:val="44"/>
+                <w:lang w:val="en-US" w:eastAsia="zh-CN"/>
+              </w:rPr>
+              <w:t>测试计划与说明文档</w:t>
+            </w:r>
+          </w:p>
+        </w:tc>
+      </w:tr>
+      <w:tr>
+        <w:tblPrEx>
+          <w:tblBorders>
+            <w:top w:val="single" w:color="auto" w:sz="4" w:space="0"/>
+            <w:left w:val="single" w:color="auto" w:sz="4" w:space="0"/>
+            <w:bottom w:val="single" w:color="auto" w:sz="4" w:space="0"/>
+            <w:right w:val="single" w:color="auto" w:sz="4" w:space="0"/>
+            <w:insideH w:val="single" w:color="auto" w:sz="4" w:space="0"/>
+            <w:insideV w:val="single" w:color="auto" w:sz="4" w:space="0"/>
+          </w:tblBorders>
+          <w:tblCellMar>
+            <w:top w:w="0" w:type="dxa"/>
+            <w:left w:w="108" w:type="dxa"/>
+            <w:bottom w:w="0" w:type="dxa"/>
+            <w:right w:w="108" w:type="dxa"/>
+          </w:tblCellMar>
+        </w:tblPrEx>
+        <w:trPr>
+          <w:trHeight w:val="2545" w:hRule="atLeast"/>
+          <w:jc w:val="center"/>
+        </w:trPr>
+        <w:tc>
+          <w:tcPr>
+            <w:tcW w:w="9135" w:type="dxa"/>
+            <w:gridSpan w:val="5"/>
+            <w:tcBorders>
+              <w:top w:val="nil"/>
+              <w:left w:val="nil"/>
+              <w:bottom w:val="nil"/>
+              <w:right w:val="nil"/>
+            </w:tcBorders>
+          </w:tcPr>
+          <w:p>
+            <w:pPr>
+              <w:pStyle w:val="84"/>
+            </w:pPr>
+            <w:r>
+              <w:rPr>
+                <w:rFonts w:hint="eastAsia"/>
+                <w:lang w:val="en-US" w:eastAsia="zh-CN"/>
+              </w:rPr>
+              <w:t>面向设计师的自定义分组与AI风格化分类素材管理系统</w:t>
+            </w:r>
+          </w:p>
+        </w:tc>
+      </w:tr>
+      <w:tr>
+        <w:tblPrEx>
+          <w:tblBorders>
+            <w:top w:val="single" w:color="auto" w:sz="4" w:space="0"/>
+            <w:left w:val="single" w:color="auto" w:sz="4" w:space="0"/>
+            <w:bottom w:val="single" w:color="auto" w:sz="4" w:space="0"/>
+            <w:right w:val="single" w:color="auto" w:sz="4" w:space="0"/>
+            <w:insideH w:val="single" w:color="auto" w:sz="4" w:space="0"/>
+            <w:insideV w:val="single" w:color="auto" w:sz="4" w:space="0"/>
+          </w:tblBorders>
+          <w:tblCellMar>
+            <w:top w:w="0" w:type="dxa"/>
+            <w:left w:w="108" w:type="dxa"/>
+            <w:bottom w:w="0" w:type="dxa"/>
+            <w:right w:w="108" w:type="dxa"/>
+          </w:tblCellMar>
+        </w:tblPrEx>
+        <w:trPr>
+          <w:cantSplit/>
+          <w:trHeight w:val="630" w:hRule="atLeast"/>
+          <w:jc w:val="center"/>
+        </w:trPr>
+        <w:tc>
+          <w:tcPr>
+            <w:tcW w:w="1241" w:type="dxa"/>
+            <w:vMerge w:val="restart"/>
+            <w:tcBorders>
+              <w:top w:val="nil"/>
+              <w:left w:val="nil"/>
+              <w:bottom w:val="nil"/>
+              <w:right w:val="nil"/>
+            </w:tcBorders>
+            <w:vAlign w:val="center"/>
+          </w:tcPr>
+          <w:p>
+            <w:pPr>
+              <w:adjustRightInd w:val="0"/>
+              <w:snapToGrid w:val="0"/>
+              <w:rPr>
+                <w:rFonts w:hint="eastAsia" w:eastAsia="楷体_GB2312"/>
+                <w:color w:val="000000"/>
+                <w:sz w:val="52"/>
+              </w:rPr>
+            </w:pPr>
+          </w:p>
+        </w:tc>
+        <w:tc>
+          <w:tcPr>
+            <w:tcW w:w="3016" w:type="dxa"/>
+            <w:tcBorders>
+              <w:top w:val="nil"/>
+              <w:left w:val="nil"/>
+              <w:bottom w:val="nil"/>
+              <w:right w:val="nil"/>
+            </w:tcBorders>
+            <w:vAlign w:val="center"/>
+          </w:tcPr>
+          <w:p>
+            <w:pPr>
+              <w:pStyle w:val="85"/>
+              <w:ind w:firstLine="0" w:firstLineChars="0"/>
+            </w:pPr>
+            <w:r>
+              <w:rPr>
+                <w:rFonts w:hint="eastAsia"/>
+              </w:rPr>
+              <w:t>姓  名：</w:t>
+            </w:r>
+          </w:p>
+        </w:tc>
+        <w:tc>
+          <w:tcPr>
+            <w:tcW w:w="284" w:type="dxa"/>
+            <w:tcBorders>
+              <w:top w:val="nil"/>
+              <w:left w:val="nil"/>
+              <w:bottom w:val="nil"/>
+              <w:right w:val="nil"/>
+            </w:tcBorders>
+            <w:vAlign w:val="center"/>
+          </w:tcPr>
+          <w:p>
+            <w:pPr>
+              <w:pStyle w:val="85"/>
+              <w:ind w:firstLine="1960"/>
+            </w:pPr>
+            <w:r>
+              <w:rPr>
+                <w:rFonts w:hint="eastAsia"/>
+              </w:rPr>
+              <w:t>：</w:t>
+            </w:r>
+          </w:p>
+        </w:tc>
+        <w:tc>
+          <w:tcPr>
+            <w:tcW w:w="3080" w:type="dxa"/>
+            <w:tcBorders>
+              <w:top w:val="nil"/>
+              <w:left w:val="nil"/>
+              <w:bottom w:val="nil"/>
+              <w:right w:val="nil"/>
+            </w:tcBorders>
+            <w:vAlign w:val="center"/>
+          </w:tcPr>
+          <w:p>
+            <w:pPr>
+              <w:pStyle w:val="85"/>
+              <w:ind w:firstLine="0" w:firstLineChars="0"/>
+              <w:rPr>
+                <w:spacing w:val="20"/>
+              </w:rPr>
+            </w:pPr>
+            <w:r>
+              <w:rPr>
+                <w:spacing w:val="20"/>
+              </w:rPr>
+              <w:t xml:space="preserve">    </w:t>
+            </w:r>
+            <w:r>
+              <w:rPr>
+                <w:rFonts w:hint="eastAsia"/>
+                <w:spacing w:val="20"/>
+                <w:lang w:val="en-US" w:eastAsia="zh-CN"/>
+              </w:rPr>
+              <w:t>祝雨婷</w:t>
+            </w:r>
+            <w:r>
+              <w:rPr>
+                <w:spacing w:val="20"/>
+              </w:rPr>
+              <w:t xml:space="preserve"> </w:t>
+            </w:r>
+          </w:p>
+        </w:tc>
+        <w:tc>
+          <w:tcPr>
+            <w:tcW w:w="1514" w:type="dxa"/>
+            <w:vMerge w:val="restart"/>
+            <w:tcBorders>
+              <w:top w:val="nil"/>
+              <w:left w:val="nil"/>
+              <w:bottom w:val="nil"/>
+              <w:right w:val="nil"/>
+            </w:tcBorders>
+            <w:vAlign w:val="center"/>
+          </w:tcPr>
+          <w:p>
+            <w:pPr>
+              <w:adjustRightInd w:val="0"/>
+              <w:snapToGrid w:val="0"/>
+              <w:rPr>
+                <w:rFonts w:hint="eastAsia" w:eastAsia="楷体_GB2312"/>
+                <w:color w:val="000000"/>
+                <w:sz w:val="52"/>
+              </w:rPr>
+            </w:pPr>
+          </w:p>
+        </w:tc>
+      </w:tr>
+      <w:tr>
+        <w:tblPrEx>
+          <w:tblBorders>
+            <w:top w:val="single" w:color="auto" w:sz="4" w:space="0"/>
+            <w:left w:val="single" w:color="auto" w:sz="4" w:space="0"/>
+            <w:bottom w:val="single" w:color="auto" w:sz="4" w:space="0"/>
+            <w:right w:val="single" w:color="auto" w:sz="4" w:space="0"/>
+            <w:insideH w:val="single" w:color="auto" w:sz="4" w:space="0"/>
+            <w:insideV w:val="single" w:color="auto" w:sz="4" w:space="0"/>
+          </w:tblBorders>
+          <w:tblCellMar>
+            <w:top w:w="0" w:type="dxa"/>
+            <w:left w:w="108" w:type="dxa"/>
+            <w:bottom w:w="0" w:type="dxa"/>
+            <w:right w:w="108" w:type="dxa"/>
+          </w:tblCellMar>
+        </w:tblPrEx>
+        <w:trPr>
+          <w:cantSplit/>
+          <w:trHeight w:val="630" w:hRule="atLeast"/>
+          <w:jc w:val="center"/>
+        </w:trPr>
+        <w:tc>
+          <w:tcPr>
+            <w:tcW w:w="1241" w:type="dxa"/>
+            <w:vMerge w:val="continue"/>
+            <w:tcBorders>
+              <w:top w:val="nil"/>
+              <w:left w:val="nil"/>
+              <w:bottom w:val="nil"/>
+              <w:right w:val="nil"/>
+            </w:tcBorders>
+            <w:vAlign w:val="center"/>
+          </w:tcPr>
+          <w:p>
+            <w:pPr>
+              <w:widowControl/>
+              <w:jc w:val="left"/>
+              <w:rPr>
+                <w:rFonts w:eastAsia="楷体_GB2312"/>
+                <w:color w:val="000000"/>
+                <w:sz w:val="52"/>
+              </w:rPr>
+            </w:pPr>
+          </w:p>
+        </w:tc>
+        <w:tc>
+          <w:tcPr>
+            <w:tcW w:w="3016" w:type="dxa"/>
+            <w:tcBorders>
+              <w:top w:val="nil"/>
+              <w:left w:val="nil"/>
+              <w:bottom w:val="nil"/>
+              <w:right w:val="nil"/>
+            </w:tcBorders>
+            <w:vAlign w:val="center"/>
+          </w:tcPr>
+          <w:p>
+            <w:pPr>
+              <w:pStyle w:val="85"/>
+              <w:ind w:firstLine="0" w:firstLineChars="0"/>
+            </w:pPr>
+            <w:r>
+              <w:rPr>
+                <w:rFonts w:hint="eastAsia"/>
+              </w:rPr>
+              <w:t>学  号：</w:t>
+            </w:r>
+          </w:p>
+        </w:tc>
+        <w:tc>
+          <w:tcPr>
+            <w:tcW w:w="284" w:type="dxa"/>
+            <w:tcBorders>
+              <w:top w:val="nil"/>
+              <w:left w:val="nil"/>
+              <w:bottom w:val="nil"/>
+              <w:right w:val="nil"/>
+            </w:tcBorders>
+            <w:vAlign w:val="center"/>
+          </w:tcPr>
+          <w:p>
+            <w:pPr>
+              <w:pStyle w:val="85"/>
+              <w:ind w:firstLine="1960"/>
+            </w:pPr>
+            <w:r>
+              <w:rPr>
+                <w:rFonts w:hint="eastAsia"/>
+              </w:rPr>
+              <w:t>：</w:t>
+            </w:r>
+          </w:p>
+        </w:tc>
+        <w:tc>
+          <w:tcPr>
+            <w:tcW w:w="3080" w:type="dxa"/>
+            <w:tcBorders>
+              <w:top w:val="nil"/>
+              <w:left w:val="nil"/>
+              <w:bottom w:val="nil"/>
+              <w:right w:val="nil"/>
+            </w:tcBorders>
+            <w:vAlign w:val="center"/>
+          </w:tcPr>
+          <w:p>
+            <w:pPr>
+              <w:pStyle w:val="85"/>
+              <w:ind w:firstLine="0" w:firstLineChars="0"/>
+            </w:pPr>
+            <w:r>
+              <w:rPr>
+                <w:rFonts w:hint="eastAsia"/>
+              </w:rPr>
+              <w:t>2408090602016</w:t>
+            </w:r>
+          </w:p>
+        </w:tc>
+        <w:tc>
+          <w:tcPr>
+            <w:tcW w:w="1514" w:type="dxa"/>
+            <w:vMerge w:val="continue"/>
+            <w:tcBorders>
+              <w:top w:val="nil"/>
+              <w:left w:val="nil"/>
+              <w:bottom w:val="nil"/>
+              <w:right w:val="nil"/>
+            </w:tcBorders>
+            <w:vAlign w:val="center"/>
+          </w:tcPr>
+          <w:p>
+            <w:pPr>
+              <w:widowControl/>
+              <w:jc w:val="distribute"/>
+              <w:rPr>
+                <w:rFonts w:eastAsia="楷体_GB2312"/>
+                <w:color w:val="000000"/>
+                <w:sz w:val="52"/>
+              </w:rPr>
+            </w:pPr>
+          </w:p>
+        </w:tc>
+      </w:tr>
+      <w:tr>
+        <w:tblPrEx>
+          <w:tblBorders>
+            <w:top w:val="single" w:color="auto" w:sz="4" w:space="0"/>
+            <w:left w:val="single" w:color="auto" w:sz="4" w:space="0"/>
+            <w:bottom w:val="single" w:color="auto" w:sz="4" w:space="0"/>
+            <w:right w:val="single" w:color="auto" w:sz="4" w:space="0"/>
+            <w:insideH w:val="single" w:color="auto" w:sz="4" w:space="0"/>
+            <w:insideV w:val="single" w:color="auto" w:sz="4" w:space="0"/>
+          </w:tblBorders>
+          <w:tblCellMar>
+            <w:top w:w="0" w:type="dxa"/>
+            <w:left w:w="108" w:type="dxa"/>
+            <w:bottom w:w="0" w:type="dxa"/>
+            <w:right w:w="108" w:type="dxa"/>
+          </w:tblCellMar>
+        </w:tblPrEx>
+        <w:trPr>
+          <w:cantSplit/>
+          <w:trHeight w:val="630" w:hRule="atLeast"/>
+          <w:jc w:val="center"/>
+        </w:trPr>
+        <w:tc>
+          <w:tcPr>
+            <w:tcW w:w="1241" w:type="dxa"/>
+            <w:vMerge w:val="continue"/>
+            <w:tcBorders>
+              <w:top w:val="nil"/>
+              <w:left w:val="nil"/>
+              <w:bottom w:val="nil"/>
+              <w:right w:val="nil"/>
+            </w:tcBorders>
+            <w:vAlign w:val="center"/>
+          </w:tcPr>
+          <w:p>
+            <w:pPr>
+              <w:widowControl/>
+              <w:jc w:val="left"/>
+              <w:rPr>
+                <w:rFonts w:eastAsia="楷体_GB2312"/>
+                <w:color w:val="000000"/>
+                <w:sz w:val="52"/>
+              </w:rPr>
+            </w:pPr>
+          </w:p>
+        </w:tc>
+        <w:tc>
+          <w:tcPr>
+            <w:tcW w:w="3016" w:type="dxa"/>
+            <w:tcBorders>
+              <w:top w:val="nil"/>
+              <w:left w:val="nil"/>
+              <w:bottom w:val="nil"/>
+              <w:right w:val="nil"/>
+            </w:tcBorders>
+            <w:vAlign w:val="center"/>
+          </w:tcPr>
+          <w:p>
+            <w:pPr>
+              <w:pStyle w:val="85"/>
+              <w:ind w:firstLine="0" w:firstLineChars="0"/>
+            </w:pPr>
+            <w:r>
+              <w:rPr>
+                <w:rFonts w:hint="eastAsia"/>
+              </w:rPr>
+              <w:t>指导教师：</w:t>
+            </w:r>
+          </w:p>
+        </w:tc>
+        <w:tc>
+          <w:tcPr>
+            <w:tcW w:w="284" w:type="dxa"/>
+            <w:tcBorders>
+              <w:top w:val="nil"/>
+              <w:left w:val="nil"/>
+              <w:bottom w:val="nil"/>
+              <w:right w:val="nil"/>
+            </w:tcBorders>
+            <w:vAlign w:val="center"/>
+          </w:tcPr>
+          <w:p>
+            <w:pPr>
+              <w:pStyle w:val="85"/>
+              <w:ind w:firstLine="1960"/>
+            </w:pPr>
+            <w:r>
+              <w:rPr>
+                <w:rFonts w:hint="eastAsia"/>
+              </w:rPr>
+              <w:t>：</w:t>
+            </w:r>
+          </w:p>
+        </w:tc>
+        <w:tc>
+          <w:tcPr>
+            <w:tcW w:w="3080" w:type="dxa"/>
+            <w:tcBorders>
+              <w:top w:val="nil"/>
+              <w:left w:val="nil"/>
+              <w:bottom w:val="nil"/>
+              <w:right w:val="nil"/>
+            </w:tcBorders>
+            <w:vAlign w:val="center"/>
+          </w:tcPr>
+          <w:p>
+            <w:pPr>
+              <w:pStyle w:val="85"/>
+              <w:ind w:firstLine="0" w:firstLineChars="0"/>
+            </w:pPr>
+            <w:r>
+              <w:rPr>
+                <w:rFonts w:hint="eastAsia"/>
+              </w:rPr>
+              <w:t>钟云飞</w:t>
+            </w:r>
+          </w:p>
+        </w:tc>
+        <w:tc>
+          <w:tcPr>
+            <w:tcW w:w="1514" w:type="dxa"/>
+            <w:vMerge w:val="continue"/>
+            <w:tcBorders>
+              <w:top w:val="nil"/>
+              <w:left w:val="nil"/>
+              <w:bottom w:val="nil"/>
+              <w:right w:val="nil"/>
+            </w:tcBorders>
+            <w:vAlign w:val="center"/>
+          </w:tcPr>
+          <w:p>
+            <w:pPr>
+              <w:widowControl/>
+              <w:jc w:val="distribute"/>
+              <w:rPr>
+                <w:rFonts w:eastAsia="楷体_GB2312"/>
+                <w:color w:val="000000"/>
+                <w:sz w:val="52"/>
+              </w:rPr>
+            </w:pPr>
+          </w:p>
+        </w:tc>
+      </w:tr>
+      <w:tr>
+        <w:tblPrEx>
+          <w:tblBorders>
+            <w:top w:val="single" w:color="auto" w:sz="4" w:space="0"/>
+            <w:left w:val="single" w:color="auto" w:sz="4" w:space="0"/>
+            <w:bottom w:val="single" w:color="auto" w:sz="4" w:space="0"/>
+            <w:right w:val="single" w:color="auto" w:sz="4" w:space="0"/>
+            <w:insideH w:val="single" w:color="auto" w:sz="4" w:space="0"/>
+            <w:insideV w:val="single" w:color="auto" w:sz="4" w:space="0"/>
+          </w:tblBorders>
+          <w:tblCellMar>
+            <w:top w:w="0" w:type="dxa"/>
+            <w:left w:w="108" w:type="dxa"/>
+            <w:bottom w:w="0" w:type="dxa"/>
+            <w:right w:w="108" w:type="dxa"/>
+          </w:tblCellMar>
+        </w:tblPrEx>
+        <w:trPr>
+          <w:cantSplit/>
+          <w:trHeight w:val="630" w:hRule="atLeast"/>
+          <w:jc w:val="center"/>
+        </w:trPr>
+        <w:tc>
+          <w:tcPr>
+            <w:tcW w:w="1241" w:type="dxa"/>
+            <w:vMerge w:val="continue"/>
+            <w:tcBorders>
+              <w:top w:val="nil"/>
+              <w:left w:val="nil"/>
+              <w:bottom w:val="nil"/>
+              <w:right w:val="nil"/>
+            </w:tcBorders>
+            <w:vAlign w:val="center"/>
+          </w:tcPr>
+          <w:p>
+            <w:pPr>
+              <w:widowControl/>
+              <w:jc w:val="left"/>
+              <w:rPr>
+                <w:rFonts w:eastAsia="楷体_GB2312"/>
+                <w:color w:val="000000"/>
+                <w:sz w:val="52"/>
+              </w:rPr>
+            </w:pPr>
+          </w:p>
+        </w:tc>
+        <w:tc>
+          <w:tcPr>
+            <w:tcW w:w="3016" w:type="dxa"/>
+            <w:tcBorders>
+              <w:top w:val="nil"/>
+              <w:left w:val="nil"/>
+              <w:bottom w:val="nil"/>
+              <w:right w:val="nil"/>
+            </w:tcBorders>
+            <w:vAlign w:val="center"/>
+          </w:tcPr>
+          <w:p>
+            <w:pPr>
+              <w:pStyle w:val="85"/>
+              <w:ind w:firstLine="0" w:firstLineChars="0"/>
+            </w:pPr>
+            <w:r>
+              <w:rPr>
+                <w:rFonts w:hint="eastAsia"/>
+              </w:rPr>
+              <w:t xml:space="preserve">专   业   名  </w:t>
+            </w:r>
+            <w:r>
+              <w:t xml:space="preserve"> </w:t>
+            </w:r>
+            <w:r>
+              <w:rPr>
+                <w:rFonts w:hint="eastAsia"/>
+              </w:rPr>
+              <w:t xml:space="preserve"> 称：</w:t>
+            </w:r>
+          </w:p>
+        </w:tc>
+        <w:tc>
+          <w:tcPr>
+            <w:tcW w:w="284" w:type="dxa"/>
+            <w:tcBorders>
+              <w:top w:val="nil"/>
+              <w:left w:val="nil"/>
+              <w:bottom w:val="nil"/>
+              <w:right w:val="nil"/>
+            </w:tcBorders>
+            <w:vAlign w:val="center"/>
+          </w:tcPr>
+          <w:p>
+            <w:pPr>
+              <w:pStyle w:val="85"/>
+              <w:ind w:firstLine="1960"/>
+            </w:pPr>
+            <w:r>
+              <w:rPr>
+                <w:rFonts w:hint="eastAsia"/>
+              </w:rPr>
+              <w:t>：</w:t>
+            </w:r>
+          </w:p>
+        </w:tc>
+        <w:tc>
+          <w:tcPr>
+            <w:tcW w:w="3080" w:type="dxa"/>
+            <w:tcBorders>
+              <w:top w:val="nil"/>
+              <w:left w:val="nil"/>
+              <w:bottom w:val="nil"/>
+              <w:right w:val="nil"/>
+            </w:tcBorders>
+            <w:vAlign w:val="center"/>
+          </w:tcPr>
+          <w:p>
+            <w:pPr>
+              <w:pStyle w:val="85"/>
+              <w:ind w:firstLine="0" w:firstLineChars="0"/>
+              <w:rPr>
+                <w:rFonts w:hint="default" w:eastAsia="宋体"/>
+                <w:lang w:val="en-US" w:eastAsia="zh-CN"/>
+              </w:rPr>
+            </w:pPr>
+            <w:r>
+              <w:rPr>
+                <w:rFonts w:hint="eastAsia"/>
+                <w:lang w:val="en-US" w:eastAsia="zh-CN"/>
+              </w:rPr>
+              <w:t>数字媒体技术</w:t>
+            </w:r>
+          </w:p>
+        </w:tc>
+        <w:tc>
+          <w:tcPr>
+            <w:tcW w:w="1514" w:type="dxa"/>
+            <w:vMerge w:val="continue"/>
+            <w:tcBorders>
+              <w:top w:val="nil"/>
+              <w:left w:val="nil"/>
+              <w:bottom w:val="nil"/>
+              <w:right w:val="nil"/>
+            </w:tcBorders>
+            <w:vAlign w:val="center"/>
+          </w:tcPr>
+          <w:p>
+            <w:pPr>
+              <w:widowControl/>
+              <w:jc w:val="distribute"/>
+              <w:rPr>
+                <w:rFonts w:eastAsia="楷体_GB2312"/>
+                <w:color w:val="000000"/>
+                <w:sz w:val="52"/>
+              </w:rPr>
+            </w:pPr>
+          </w:p>
+        </w:tc>
+      </w:tr>
+      <w:tr>
+        <w:tblPrEx>
+          <w:tblBorders>
+            <w:top w:val="single" w:color="auto" w:sz="4" w:space="0"/>
+            <w:left w:val="single" w:color="auto" w:sz="4" w:space="0"/>
+            <w:bottom w:val="single" w:color="auto" w:sz="4" w:space="0"/>
+            <w:right w:val="single" w:color="auto" w:sz="4" w:space="0"/>
+            <w:insideH w:val="single" w:color="auto" w:sz="4" w:space="0"/>
+            <w:insideV w:val="single" w:color="auto" w:sz="4" w:space="0"/>
+          </w:tblBorders>
+          <w:tblCellMar>
+            <w:top w:w="0" w:type="dxa"/>
+            <w:left w:w="108" w:type="dxa"/>
+            <w:bottom w:w="0" w:type="dxa"/>
+            <w:right w:w="108" w:type="dxa"/>
+          </w:tblCellMar>
+        </w:tblPrEx>
+        <w:trPr>
+          <w:trHeight w:val="1105" w:hRule="atLeast"/>
+          <w:jc w:val="center"/>
+        </w:trPr>
+        <w:tc>
+          <w:tcPr>
+            <w:tcW w:w="9135" w:type="dxa"/>
+            <w:gridSpan w:val="5"/>
+            <w:tcBorders>
+              <w:top w:val="nil"/>
+              <w:left w:val="nil"/>
+              <w:bottom w:val="nil"/>
+              <w:right w:val="nil"/>
+            </w:tcBorders>
+          </w:tcPr>
+          <w:p>
+            <w:pPr>
+              <w:pStyle w:val="86"/>
+              <w:jc w:val="both"/>
+            </w:pPr>
+          </w:p>
+          <w:p>
+            <w:pPr>
+              <w:pStyle w:val="86"/>
+            </w:pPr>
+            <w:r>
+              <w:rPr>
+                <w:rFonts w:hint="eastAsia"/>
+              </w:rPr>
+              <w:t>二〇</w:t>
+            </w:r>
+            <w:r>
+              <w:rPr>
+                <w:rFonts w:hint="eastAsia"/>
+                <w:lang w:val="en-US" w:eastAsia="zh-CN"/>
+              </w:rPr>
+              <w:t>二六</w:t>
+            </w:r>
+            <w:r>
+              <w:rPr>
+                <w:rFonts w:hint="eastAsia"/>
+              </w:rPr>
+              <w:t xml:space="preserve">年 </w:t>
+            </w:r>
+            <w:r>
+              <w:rPr>
+                <w:rFonts w:hint="eastAsia"/>
+                <w:lang w:val="en-US" w:eastAsia="zh-CN"/>
+              </w:rPr>
+              <w:t>6</w:t>
+            </w:r>
+            <w:r>
+              <w:t xml:space="preserve"> </w:t>
+            </w:r>
+            <w:r>
+              <w:rPr>
+                <w:rFonts w:hint="eastAsia"/>
+              </w:rPr>
+              <w:t>月</w:t>
+            </w:r>
+          </w:p>
+        </w:tc>
+      </w:tr>
+    </w:tbl>
+    <w:p>
+      <w:pPr>
+        <w:rPr>
+          <w:rFonts w:hint="eastAsia" w:ascii="Times New Roman" w:hAnsi="Times New Roman" w:eastAsia="宋体"/>
+          <w:color w:val="000000"/>
+          <w:sz w:val="21"/>
+        </w:rPr>
+        <w:sectPr>
+          <w:footnotePr>
+            <w:numRestart w:val="eachSect"/>
+          </w:footnotePr>
+          <w:cols w:space="720" w:num="1"/>
+        </w:sectPr>
+      </w:pPr>
     </w:p>
     <w:p>
       <w:pPr>
@@ -266,28 +971,7 @@
           <w:color w:val="000000"/>
           <w:sz w:val="21"/>
         </w:rPr>
-        <w:t>本测试计划旨在为《灵素</w:t>
-      </w:r>
-    </w:p>
-    <w:p>
-      <w:pPr>
-        <w:ind w:left="0" w:right="0" w:firstLine="0"/>
-      </w:pPr>
-      <w:r>
-        <w:rPr>
-          <w:rFonts w:ascii="Times New Roman" w:hAnsi="Times New Roman" w:eastAsia="宋体"/>
-          <w:color w:val="000000"/>
-          <w:sz w:val="21"/>
-        </w:rPr>
-        <w:t xml:space="preserve">        </w:t>
-      </w:r>
-      <w:r>
-        <w:rPr>
-          <w:rFonts w:hint="eastAsia" w:ascii="Times New Roman" w:hAnsi="Times New Roman" w:eastAsia="宋体"/>
-          <w:color w:val="000000"/>
-          <w:sz w:val="21"/>
-        </w:rPr>
-        <w:t>设计师AI素材库》的</w:t>
+        <w:t>本测试计划旨在为《灵素设计师AI素材库》的</w:t>
       </w:r>
       <w:r>
         <w:rPr>
@@ -11980,13 +12664,80 @@
         <w:rPr>
           <w:rFonts w:hint="eastAsia" w:ascii="Times New Roman" w:hAnsi="Times New Roman" w:eastAsia="宋体"/>
           <w:color w:val="000000"/>
-          <w:sz w:val="21"/>
+          <w:sz w:val="28"/>
+          <w:szCs w:val="28"/>
         </w:rPr>
       </w:pPr>
-    </w:p>
-    <w:p>
+      <w:r>
+        <w:rPr>
+          <w:rFonts w:hint="eastAsia" w:eastAsia="宋体"/>
+          <w:color w:val="000000"/>
+          <w:sz w:val="28"/>
+          <w:szCs w:val="28"/>
+          <w:lang w:val="en-US" w:eastAsia="zh-CN"/>
+        </w:rPr>
+        <w:t>9</w:t>
+      </w:r>
+      <w:r>
+        <w:rPr>
+          <w:rFonts w:hint="eastAsia" w:ascii="Times New Roman" w:hAnsi="Times New Roman" w:eastAsia="宋体"/>
+          <w:color w:val="000000"/>
+          <w:sz w:val="28"/>
+          <w:szCs w:val="28"/>
+        </w:rPr>
+        <w:t>.AI标注</w:t>
+      </w:r>
+    </w:p>
+    <w:p>
+      <w:pPr>
+        <w:rPr>
+          <w:rFonts w:hint="eastAsia" w:ascii="Times New Roman" w:hAnsi="Times New Roman" w:eastAsia="宋体"/>
+          <w:color w:val="000000"/>
+          <w:sz w:val="21"/>
+          <w:szCs w:val="21"/>
+        </w:rPr>
+      </w:pPr>
+      <w:r>
+        <w:rPr>
+          <w:rFonts w:hint="eastAsia" w:ascii="Times New Roman" w:hAnsi="Times New Roman" w:eastAsia="宋体"/>
+          <w:color w:val="000000"/>
+          <w:sz w:val="21"/>
+          <w:szCs w:val="21"/>
+        </w:rPr>
+        <w:t>该文档由Deepseek</w:t>
+      </w:r>
+      <w:r>
+        <w:rPr>
+          <w:rFonts w:hint="eastAsia" w:eastAsia="宋体"/>
+          <w:color w:val="000000"/>
+          <w:sz w:val="21"/>
+          <w:szCs w:val="21"/>
+          <w:lang w:val="en-US" w:eastAsia="zh-CN"/>
+        </w:rPr>
+        <w:t>完成初稿内容，核心代码部分由trae-solo完成</w:t>
+      </w:r>
+      <w:r>
+        <w:rPr>
+          <w:rFonts w:hint="eastAsia" w:ascii="Times New Roman" w:hAnsi="Times New Roman" w:eastAsia="宋体"/>
+          <w:color w:val="000000"/>
+          <w:sz w:val="21"/>
+          <w:szCs w:val="21"/>
+        </w:rPr>
+        <w:t>。</w:t>
+      </w:r>
       <w:bookmarkStart w:id="0" w:name="_GoBack"/>
       <w:bookmarkEnd w:id="0"/>
+    </w:p>
+    <w:p>
+      <w:pPr>
+        <w:rPr>
+          <w:rFonts w:hint="eastAsia" w:ascii="Times New Roman" w:hAnsi="Times New Roman" w:eastAsia="宋体"/>
+          <w:color w:val="000000"/>
+          <w:sz w:val="21"/>
+        </w:rPr>
+      </w:pPr>
+    </w:p>
+    <w:p>
       <w:r>
         <w:rPr>
           <w:rFonts w:hint="eastAsia" w:ascii="Times New Roman" w:hAnsi="Times New Roman" w:eastAsia="宋体"/>
@@ -12186,7 +12937,7 @@
     <w:lsdException w:unhideWhenUsed="0" w:uiPriority="0" w:semiHidden="0" w:name="HTML Sample"/>
     <w:lsdException w:unhideWhenUsed="0" w:uiPriority="0" w:semiHidden="0" w:name="HTML Typewriter"/>
     <w:lsdException w:unhideWhenUsed="0" w:uiPriority="0" w:semiHidden="0" w:name="HTML Variable"/>
-    <w:lsdException w:unhideWhenUsed="0" w:uiPriority="0" w:semiHidden="0" w:name="Normal Table"/>
+    <w:lsdException w:qFormat="1" w:unhideWhenUsed="0" w:uiPriority="0" w:semiHidden="0" w:name="Normal Table"/>
     <w:lsdException w:unhideWhenUsed="0" w:uiPriority="0" w:semiHidden="0" w:name="annotation subject"/>
     <w:lsdException w:unhideWhenUsed="0" w:uiPriority="0" w:semiHidden="0" w:name="Table Simple 1"/>
     <w:lsdException w:unhideWhenUsed="0" w:uiPriority="0" w:semiHidden="0" w:name="Table Simple 2"/>
@@ -12514,7 +13265,15 @@
     </w:pPr>
     <w:rPr>
       <w:rFonts w:eastAsiaTheme="majorEastAsia" w:cstheme="majorBidi"/>
-      <w:color w:val="585858" w:themeColor="text1" w:themeTint="A6"/>
+      <w:color w:val="595959" w:themeColor="text1" w:themeTint="A6"/>
+      <w14:textFill>
+        <w14:solidFill>
+          <w14:schemeClr w14:val="tx1">
+            <w14:lumMod w14:val="65000"/>
+            <w14:lumOff w14:val="35000"/>
+          </w14:schemeClr>
+        </w14:solidFill>
+      </w14:textFill>
     </w:rPr>
   </w:style>
   <w:style w:type="paragraph" w:styleId="10">
@@ -12536,7 +13295,15 @@
       <w:rFonts w:eastAsiaTheme="majorEastAsia" w:cstheme="majorBidi"/>
       <w:i/>
       <w:iCs/>
-      <w:color w:val="262626" w:themeColor="text1" w:themeTint="D8"/>
+      <w:color w:val="262626" w:themeColor="text1" w:themeTint="D9"/>
+      <w14:textFill>
+        <w14:solidFill>
+          <w14:schemeClr w14:val="tx1">
+            <w14:lumMod w14:val="85000"/>
+            <w14:lumOff w14:val="15000"/>
+          </w14:schemeClr>
+        </w14:solidFill>
+      </w14:textFill>
     </w:rPr>
   </w:style>
   <w:style w:type="paragraph" w:styleId="11">
@@ -12556,7 +13323,15 @@
     </w:pPr>
     <w:rPr>
       <w:rFonts w:eastAsiaTheme="majorEastAsia" w:cstheme="majorBidi"/>
-      <w:color w:val="262626" w:themeColor="text1" w:themeTint="D8"/>
+      <w:color w:val="262626" w:themeColor="text1" w:themeTint="D9"/>
+      <w14:textFill>
+        <w14:solidFill>
+          <w14:schemeClr w14:val="tx1">
+            <w14:lumMod w14:val="85000"/>
+            <w14:lumOff w14:val="15000"/>
+          </w14:schemeClr>
+        </w14:solidFill>
+      </w14:textFill>
     </w:rPr>
   </w:style>
   <w:style w:type="character" w:default="1" w:styleId="19">
@@ -12568,6 +13343,7 @@
   </w:style>
   <w:style w:type="table" w:default="1" w:styleId="18">
     <w:name w:val="Normal Table"/>
+    <w:qFormat/>
     <w:uiPriority w:val="0"/>
     <w:tblPr>
       <w:tblCellMar>
@@ -12673,6 +13449,11 @@
     <w:uiPriority w:val="0"/>
     <w:rPr>
       <w:color w:val="156082" w:themeColor="accent1"/>
+      <w14:textFill>
+        <w14:solidFill>
+          <w14:schemeClr w14:val="accent1"/>
+        </w14:solidFill>
+      </w14:textFill>
     </w:rPr>
   </w:style>
   <w:style w:type="character" w:customStyle="1" w:styleId="21">
@@ -12712,6 +13493,7 @@
     <w:name w:val="Title Char"/>
     <w:basedOn w:val="19"/>
     <w:link w:val="15"/>
+    <w:qFormat/>
     <w:uiPriority w:val="10"/>
     <w:rPr>
       <w:rFonts w:asciiTheme="majorHAnsi" w:hAnsiTheme="majorHAnsi" w:eastAsiaTheme="majorEastAsia" w:cstheme="majorBidi"/>
@@ -12723,13 +13505,22 @@
     <w:name w:val="Subtitle Char"/>
     <w:basedOn w:val="19"/>
     <w:link w:val="16"/>
+    <w:qFormat/>
     <w:uiPriority w:val="11"/>
     <w:rPr>
       <w:rFonts w:eastAsiaTheme="majorEastAsia" w:cstheme="majorBidi"/>
-      <w:color w:val="585858" w:themeColor="text1" w:themeTint="A6"/>
+      <w:color w:val="595959" w:themeColor="text1" w:themeTint="A6"/>
       <w:spacing w:val="15"/>
       <w:sz w:val="28"/>
       <w:szCs w:val="28"/>
+      <w14:textFill>
+        <w14:solidFill>
+          <w14:schemeClr w14:val="tx1">
+            <w14:lumMod w14:val="65000"/>
+            <w14:lumOff w14:val="35000"/>
+          </w14:schemeClr>
+        </w14:solidFill>
+      </w14:textFill>
     </w:rPr>
   </w:style>
   <w:style w:type="paragraph" w:customStyle="1" w:styleId="27">
@@ -12791,10 +13582,11 @@
     <w:name w:val="Heading 1 Char"/>
     <w:basedOn w:val="19"/>
     <w:link w:val="2"/>
+    <w:qFormat/>
     <w:uiPriority w:val="9"/>
     <w:rPr>
       <w:rFonts w:asciiTheme="majorHAnsi" w:hAnsiTheme="majorHAnsi" w:eastAsiaTheme="majorEastAsia" w:cstheme="majorBidi"/>
-      <w:color w:val="0F4761" w:themeColor="accent1" w:themeShade="BF"/>
+      <w:color w:val="104862" w:themeColor="accent1" w:themeShade="BF"/>
       <w:sz w:val="40"/>
       <w:szCs w:val="40"/>
     </w:rPr>
@@ -12804,10 +13596,11 @@
     <w:basedOn w:val="19"/>
     <w:link w:val="4"/>
     <w:semiHidden/>
+    <w:qFormat/>
     <w:uiPriority w:val="9"/>
     <w:rPr>
       <w:rFonts w:asciiTheme="majorHAnsi" w:hAnsiTheme="majorHAnsi" w:eastAsiaTheme="majorEastAsia" w:cstheme="majorBidi"/>
-      <w:color w:val="0F4761" w:themeColor="accent1" w:themeShade="BF"/>
+      <w:color w:val="104862" w:themeColor="accent1" w:themeShade="BF"/>
       <w:sz w:val="32"/>
       <w:szCs w:val="32"/>
     </w:rPr>
@@ -12817,10 +13610,11 @@
     <w:basedOn w:val="19"/>
     <w:link w:val="5"/>
     <w:semiHidden/>
+    <w:qFormat/>
     <w:uiPriority w:val="9"/>
     <w:rPr>
       <w:rFonts w:eastAsiaTheme="majorEastAsia" w:cstheme="majorBidi"/>
-      <w:color w:val="0F4761" w:themeColor="accent1" w:themeShade="BF"/>
+      <w:color w:val="104862" w:themeColor="accent1" w:themeShade="BF"/>
       <w:sz w:val="28"/>
       <w:szCs w:val="28"/>
     </w:rPr>
@@ -12830,12 +13624,13 @@
     <w:basedOn w:val="19"/>
     <w:link w:val="6"/>
     <w:semiHidden/>
+    <w:qFormat/>
     <w:uiPriority w:val="9"/>
     <w:rPr>
       <w:rFonts w:eastAsiaTheme="majorEastAsia" w:cstheme="majorBidi"/>
       <w:i/>
       <w:iCs/>
-      <w:color w:val="0F4761" w:themeColor="accent1" w:themeShade="BF"/>
+      <w:color w:val="104862" w:themeColor="accent1" w:themeShade="BF"/>
     </w:rPr>
   </w:style>
   <w:style w:type="character" w:customStyle="1" w:styleId="35">
@@ -12843,10 +13638,11 @@
     <w:basedOn w:val="19"/>
     <w:link w:val="7"/>
     <w:semiHidden/>
+    <w:qFormat/>
     <w:uiPriority w:val="9"/>
     <w:rPr>
       <w:rFonts w:eastAsiaTheme="majorEastAsia" w:cstheme="majorBidi"/>
-      <w:color w:val="0F4761" w:themeColor="accent1" w:themeShade="BF"/>
+      <w:color w:val="104862" w:themeColor="accent1" w:themeShade="BF"/>
     </w:rPr>
   </w:style>
   <w:style w:type="character" w:customStyle="1" w:styleId="36">
@@ -12854,12 +13650,21 @@
     <w:basedOn w:val="19"/>
     <w:link w:val="8"/>
     <w:semiHidden/>
+    <w:qFormat/>
     <w:uiPriority w:val="9"/>
     <w:rPr>
       <w:rFonts w:eastAsiaTheme="majorEastAsia" w:cstheme="majorBidi"/>
       <w:i/>
       <w:iCs/>
-      <w:color w:val="585858" w:themeColor="text1" w:themeTint="A6"/>
+      <w:color w:val="595959" w:themeColor="text1" w:themeTint="A6"/>
+      <w14:textFill>
+        <w14:solidFill>
+          <w14:schemeClr w14:val="tx1">
+            <w14:lumMod w14:val="65000"/>
+            <w14:lumOff w14:val="35000"/>
+          </w14:schemeClr>
+        </w14:solidFill>
+      </w14:textFill>
     </w:rPr>
   </w:style>
   <w:style w:type="character" w:customStyle="1" w:styleId="37">
@@ -12867,10 +13672,19 @@
     <w:basedOn w:val="19"/>
     <w:link w:val="9"/>
     <w:semiHidden/>
+    <w:qFormat/>
     <w:uiPriority w:val="9"/>
     <w:rPr>
       <w:rFonts w:eastAsiaTheme="majorEastAsia" w:cstheme="majorBidi"/>
-      <w:color w:val="585858" w:themeColor="text1" w:themeTint="A6"/>
+      <w:color w:val="595959" w:themeColor="text1" w:themeTint="A6"/>
+      <w14:textFill>
+        <w14:solidFill>
+          <w14:schemeClr w14:val="tx1">
+            <w14:lumMod w14:val="65000"/>
+            <w14:lumOff w14:val="35000"/>
+          </w14:schemeClr>
+        </w14:solidFill>
+      </w14:textFill>
     </w:rPr>
   </w:style>
   <w:style w:type="character" w:customStyle="1" w:styleId="38">
@@ -12878,12 +13692,21 @@
     <w:basedOn w:val="19"/>
     <w:link w:val="10"/>
     <w:semiHidden/>
+    <w:qFormat/>
     <w:uiPriority w:val="9"/>
     <w:rPr>
       <w:rFonts w:eastAsiaTheme="majorEastAsia" w:cstheme="majorBidi"/>
       <w:i/>
       <w:iCs/>
-      <w:color w:val="262626" w:themeColor="text1" w:themeTint="D8"/>
+      <w:color w:val="262626" w:themeColor="text1" w:themeTint="D9"/>
+      <w14:textFill>
+        <w14:solidFill>
+          <w14:schemeClr w14:val="tx1">
+            <w14:lumMod w14:val="85000"/>
+            <w14:lumOff w14:val="15000"/>
+          </w14:schemeClr>
+        </w14:solidFill>
+      </w14:textFill>
     </w:rPr>
   </w:style>
   <w:style w:type="character" w:customStyle="1" w:styleId="39">
@@ -12891,10 +13714,19 @@
     <w:basedOn w:val="19"/>
     <w:link w:val="11"/>
     <w:semiHidden/>
+    <w:qFormat/>
     <w:uiPriority w:val="9"/>
     <w:rPr>
       <w:rFonts w:eastAsiaTheme="majorEastAsia" w:cstheme="majorBidi"/>
-      <w:color w:val="262626" w:themeColor="text1" w:themeTint="D8"/>
+      <w:color w:val="262626" w:themeColor="text1" w:themeTint="D9"/>
+      <w14:textFill>
+        <w14:solidFill>
+          <w14:schemeClr w14:val="tx1">
+            <w14:lumMod w14:val="85000"/>
+            <w14:lumOff w14:val="15000"/>
+          </w14:schemeClr>
+        </w14:solidFill>
+      </w14:textFill>
     </w:rPr>
   </w:style>
   <w:style w:type="paragraph" w:customStyle="1" w:styleId="40">
@@ -12924,7 +13756,6 @@
       </w:tblCellMar>
     </w:tblPr>
     <w:tblStylePr w:type="firstRow">
-      <w:tblPr/>
       <w:tcPr>
         <w:tcBorders>
           <w:bottom w:val="single" w:color="auto" w:sz="0" w:space="0"/>
@@ -13025,7 +13856,7 @@
     <w:rPr>
       <w:rFonts w:asciiTheme="majorHAnsi" w:hAnsiTheme="majorHAnsi" w:eastAsiaTheme="majorEastAsia" w:cstheme="majorBidi"/>
       <w:b w:val="0"/>
-      <w:color w:val="0F4761" w:themeColor="accent1" w:themeShade="BF"/>
+      <w:color w:val="104862" w:themeColor="accent1" w:themeShade="BF"/>
     </w:rPr>
   </w:style>
   <w:style w:type="character" w:customStyle="1" w:styleId="52">
@@ -13077,6 +13908,7 @@
   <w:style w:type="character" w:customStyle="1" w:styleId="57">
     <w:name w:val="ConstantTok"/>
     <w:basedOn w:val="48"/>
+    <w:qFormat/>
     <w:uiPriority w:val="0"/>
     <w:rPr>
       <w:color w:val="880000"/>
@@ -13094,6 +13926,7 @@
   <w:style w:type="character" w:customStyle="1" w:styleId="59">
     <w:name w:val="SpecialCharTok"/>
     <w:basedOn w:val="48"/>
+    <w:qFormat/>
     <w:uiPriority w:val="0"/>
     <w:rPr>
       <w:color w:val="4070A0"/>
@@ -13111,6 +13944,7 @@
   <w:style w:type="character" w:customStyle="1" w:styleId="61">
     <w:name w:val="VerbatimStringTok"/>
     <w:basedOn w:val="48"/>
+    <w:qFormat/>
     <w:uiPriority w:val="0"/>
     <w:rPr>
       <w:color w:val="4070A0"/>
@@ -13119,6 +13953,7 @@
   <w:style w:type="character" w:customStyle="1" w:styleId="62">
     <w:name w:val="SpecialStringTok"/>
     <w:basedOn w:val="48"/>
+    <w:qFormat/>
     <w:uiPriority w:val="0"/>
     <w:rPr>
       <w:color w:val="BB6688"/>
@@ -13127,6 +13962,7 @@
   <w:style w:type="character" w:customStyle="1" w:styleId="63">
     <w:name w:val="ImportTok"/>
     <w:basedOn w:val="48"/>
+    <w:qFormat/>
     <w:uiPriority w:val="0"/>
     <w:rPr>
       <w:b/>
@@ -13156,6 +13992,7 @@
   <w:style w:type="character" w:customStyle="1" w:styleId="66">
     <w:name w:val="AnnotationTok"/>
     <w:basedOn w:val="48"/>
+    <w:qFormat/>
     <w:uiPriority w:val="0"/>
     <w:rPr>
       <w:b/>
@@ -13166,6 +14003,7 @@
   <w:style w:type="character" w:customStyle="1" w:styleId="67">
     <w:name w:val="CommentVarTok"/>
     <w:basedOn w:val="48"/>
+    <w:qFormat/>
     <w:uiPriority w:val="0"/>
     <w:rPr>
       <w:b/>
@@ -13176,6 +14014,7 @@
   <w:style w:type="character" w:customStyle="1" w:styleId="68">
     <w:name w:val="OtherTok"/>
     <w:basedOn w:val="48"/>
+    <w:qFormat/>
     <w:uiPriority w:val="0"/>
     <w:rPr>
       <w:color w:val="007020"/>
@@ -13184,6 +14023,7 @@
   <w:style w:type="character" w:customStyle="1" w:styleId="69">
     <w:name w:val="FunctionTok"/>
     <w:basedOn w:val="48"/>
+    <w:qFormat/>
     <w:uiPriority w:val="0"/>
     <w:rPr>
       <w:color w:val="06287E"/>
@@ -13201,6 +14041,7 @@
   <w:style w:type="character" w:customStyle="1" w:styleId="71">
     <w:name w:val="ControlFlowTok"/>
     <w:basedOn w:val="48"/>
+    <w:qFormat/>
     <w:uiPriority w:val="0"/>
     <w:rPr>
       <w:b/>
@@ -13210,6 +14051,7 @@
   <w:style w:type="character" w:customStyle="1" w:styleId="72">
     <w:name w:val="OperatorTok"/>
     <w:basedOn w:val="48"/>
+    <w:qFormat/>
     <w:uiPriority w:val="0"/>
     <w:rPr>
       <w:color w:val="666666"/>
@@ -13218,6 +14060,7 @@
   <w:style w:type="character" w:customStyle="1" w:styleId="73">
     <w:name w:val="BuiltInTok"/>
     <w:basedOn w:val="48"/>
+    <w:qFormat/>
     <w:uiPriority w:val="0"/>
     <w:rPr>
       <w:color w:val="008000"/>
@@ -13241,6 +14084,7 @@
   <w:style w:type="character" w:customStyle="1" w:styleId="76">
     <w:name w:val="AttributeTok"/>
     <w:basedOn w:val="48"/>
+    <w:qFormat/>
     <w:uiPriority w:val="0"/>
     <w:rPr>
       <w:color w:val="7D9029"/>
@@ -13249,11 +14093,13 @@
   <w:style w:type="character" w:customStyle="1" w:styleId="77">
     <w:name w:val="RegionMarkerTok"/>
     <w:basedOn w:val="48"/>
+    <w:qFormat/>
     <w:uiPriority w:val="0"/>
   </w:style>
   <w:style w:type="character" w:customStyle="1" w:styleId="78">
     <w:name w:val="InformationTok"/>
     <w:basedOn w:val="48"/>
+    <w:qFormat/>
     <w:uiPriority w:val="0"/>
     <w:rPr>
       <w:b/>
@@ -13264,6 +14110,7 @@
   <w:style w:type="character" w:customStyle="1" w:styleId="79">
     <w:name w:val="WarningTok"/>
     <w:basedOn w:val="48"/>
+    <w:qFormat/>
     <w:uiPriority w:val="0"/>
     <w:rPr>
       <w:b/>
@@ -13274,6 +14121,7 @@
   <w:style w:type="character" w:customStyle="1" w:styleId="80">
     <w:name w:val="AlertTok"/>
     <w:basedOn w:val="48"/>
+    <w:qFormat/>
     <w:uiPriority w:val="0"/>
     <w:rPr>
       <w:b/>
@@ -13283,6 +14131,7 @@
   <w:style w:type="character" w:customStyle="1" w:styleId="81">
     <w:name w:val="ErrorTok"/>
     <w:basedOn w:val="48"/>
+    <w:qFormat/>
     <w:uiPriority w:val="0"/>
     <w:rPr>
       <w:b/>
@@ -13292,7 +14141,80 @@
   <w:style w:type="character" w:customStyle="1" w:styleId="82">
     <w:name w:val="NormalTok"/>
     <w:basedOn w:val="48"/>
+    <w:qFormat/>
     <w:uiPriority w:val="0"/>
+  </w:style>
+  <w:style w:type="paragraph" w:customStyle="1" w:styleId="83">
+    <w:name w:val="硕士学位论文"/>
+    <w:basedOn w:val="1"/>
+    <w:uiPriority w:val="0"/>
+    <w:pPr>
+      <w:widowControl w:val="0"/>
+      <w:spacing w:before="240" w:after="0" w:line="240" w:lineRule="auto"/>
+      <w:jc w:val="center"/>
+    </w:pPr>
+    <w:rPr>
+      <w:rFonts w:eastAsia="宋体" w:cs="Times New Roman"/>
+      <w:kern w:val="2"/>
+      <w:sz w:val="44"/>
+      <w:szCs w:val="44"/>
+      <w:lang w:eastAsia="zh-CN"/>
+    </w:rPr>
+  </w:style>
+  <w:style w:type="paragraph" w:customStyle="1" w:styleId="84">
+    <w:name w:val="论文标题"/>
+    <w:basedOn w:val="1"/>
+    <w:qFormat/>
+    <w:uiPriority w:val="0"/>
+    <w:pPr>
+      <w:widowControl w:val="0"/>
+      <w:spacing w:before="0" w:after="0" w:line="240" w:lineRule="auto"/>
+      <w:jc w:val="center"/>
+    </w:pPr>
+    <w:rPr>
+      <w:rFonts w:eastAsia="楷体_GB2312" w:cs="Times New Roman"/>
+      <w:b/>
+      <w:kern w:val="36"/>
+      <w:sz w:val="52"/>
+      <w:szCs w:val="52"/>
+      <w:lang w:eastAsia="zh-CN"/>
+    </w:rPr>
+  </w:style>
+  <w:style w:type="paragraph" w:customStyle="1" w:styleId="85">
+    <w:name w:val="研究生姓名"/>
+    <w:basedOn w:val="1"/>
+    <w:qFormat/>
+    <w:uiPriority w:val="0"/>
+    <w:pPr>
+      <w:widowControl w:val="0"/>
+      <w:spacing w:before="0" w:after="0" w:line="240" w:lineRule="auto"/>
+      <w:ind w:firstLine="700" w:firstLineChars="700"/>
+    </w:pPr>
+    <w:rPr>
+      <w:rFonts w:eastAsia="宋体" w:cs="Times New Roman"/>
+      <w:kern w:val="2"/>
+      <w:sz w:val="28"/>
+      <w:szCs w:val="28"/>
+      <w:lang w:eastAsia="zh-CN"/>
+    </w:rPr>
+  </w:style>
+  <w:style w:type="paragraph" w:customStyle="1" w:styleId="86">
+    <w:name w:val="封面日期"/>
+    <w:basedOn w:val="1"/>
+    <w:qFormat/>
+    <w:uiPriority w:val="0"/>
+    <w:pPr>
+      <w:widowControl w:val="0"/>
+      <w:spacing w:before="0" w:after="0" w:line="240" w:lineRule="auto"/>
+      <w:jc w:val="center"/>
+    </w:pPr>
+    <w:rPr>
+      <w:rFonts w:ascii="黑体" w:eastAsia="黑体" w:cs="Times New Roman"/>
+      <w:kern w:val="2"/>
+      <w:sz w:val="32"/>
+      <w:szCs w:val="32"/>
+      <w:lang w:eastAsia="zh-CN"/>
+    </w:rPr>
   </w:style>
 </w:styles>
 </file>
